--- a/templates/templatescotizacion_piscinas.docx
+++ b/templates/templatescotizacion_piscinas.docx
@@ -198,7 +198,23 @@
           <w:rFonts w:ascii="DejaVu Sans" w:hAnsi="DejaVu Sans" w:cs="DejaVu Sans"/>
           <w:sz w:val="32"/>
         </w:rPr>
-        <w:t>{{direccion}}</w:t>
+        <w:t>{{</w:t>
+      </w:r>
+      <w:proofErr w:type="spellStart"/>
+      <w:r>
+        <w:rPr>
+          <w:rFonts w:ascii="DejaVu Sans" w:hAnsi="DejaVu Sans" w:cs="DejaVu Sans"/>
+          <w:sz w:val="32"/>
+        </w:rPr>
+        <w:t>direccion</w:t>
+      </w:r>
+      <w:proofErr w:type="spellEnd"/>
+      <w:r>
+        <w:rPr>
+          <w:rFonts w:ascii="DejaVu Sans" w:hAnsi="DejaVu Sans" w:cs="DejaVu Sans"/>
+          <w:sz w:val="32"/>
+        </w:rPr>
+        <w:t>}}</w:t>
       </w:r>
     </w:p>
     <w:p>
@@ -463,7 +479,7 @@
     <w:p>
       <w:pPr>
         <w:spacing w:before="100" w:line="302" w:lineRule="auto"/>
-        <w:ind w:left="400" w:right="1968"/>
+        <w:ind w:left="400" w:right="2619"/>
         <w:rPr>
           <w:rFonts w:ascii="DejaVu Sans" w:hAnsi="DejaVu Sans" w:cs="DejaVu Sans"/>
           <w:sz w:val="32"/>
@@ -1412,15 +1428,221 @@
           <w:w w:val="105"/>
           <w:sz w:val="32"/>
         </w:rPr>
-        <w:t>{{ descripcion }}</w:t>
-      </w:r>
-      <w:r>
-        <w:rPr>
-          <w:rFonts w:ascii="DejaVu Sans" w:hAnsi="DejaVu Sans" w:cs="DejaVu Sans"/>
-          <w:w w:val="105"/>
-          <w:sz w:val="32"/>
-        </w:rPr>
-        <w:t>.</w:t>
+        <w:t xml:space="preserve">{{ </w:t>
+      </w:r>
+      <w:proofErr w:type="spellStart"/>
+      <w:r>
+        <w:rPr>
+          <w:rFonts w:ascii="DejaVu Sans" w:hAnsi="DejaVu Sans" w:cs="DejaVu Sans"/>
+          <w:w w:val="105"/>
+          <w:sz w:val="32"/>
+        </w:rPr>
+        <w:t>descripcion</w:t>
+      </w:r>
+      <w:proofErr w:type="spellEnd"/>
+      <w:r>
+        <w:rPr>
+          <w:rFonts w:ascii="DejaVu Sans" w:hAnsi="DejaVu Sans" w:cs="DejaVu Sans"/>
+          <w:w w:val="105"/>
+          <w:sz w:val="32"/>
+        </w:rPr>
+        <w:t xml:space="preserve"> }}</w:t>
+      </w:r>
+      <w:r>
+        <w:rPr>
+          <w:rFonts w:ascii="DejaVu Sans" w:hAnsi="DejaVu Sans" w:cs="DejaVu Sans"/>
+          <w:w w:val="105"/>
+          <w:sz w:val="32"/>
+        </w:rPr>
+        <w:t xml:space="preserve">, </w:t>
+      </w:r>
+      <w:r>
+        <w:rPr>
+          <w:rFonts w:ascii="DejaVu Sans" w:hAnsi="DejaVu Sans" w:cs="DejaVu Sans"/>
+          <w:w w:val="105"/>
+          <w:sz w:val="32"/>
+        </w:rPr>
+        <w:t>con instalación de estaciones</w:t>
+      </w:r>
+      <w:r>
+        <w:rPr>
+          <w:rFonts w:ascii="DejaVu Sans" w:hAnsi="DejaVu Sans" w:cs="DejaVu Sans"/>
+          <w:spacing w:val="40"/>
+          <w:w w:val="105"/>
+          <w:sz w:val="32"/>
+        </w:rPr>
+        <w:t xml:space="preserve"> </w:t>
+      </w:r>
+      <w:r>
+        <w:rPr>
+          <w:rFonts w:ascii="DejaVu Sans" w:hAnsi="DejaVu Sans" w:cs="DejaVu Sans"/>
+          <w:spacing w:val="-2"/>
+          <w:w w:val="105"/>
+          <w:sz w:val="32"/>
+        </w:rPr>
+        <w:t>cebaderas</w:t>
+      </w:r>
+      <w:r>
+        <w:rPr>
+          <w:rFonts w:ascii="DejaVu Sans" w:hAnsi="DejaVu Sans" w:cs="DejaVu Sans"/>
+          <w:spacing w:val="-29"/>
+          <w:w w:val="105"/>
+          <w:sz w:val="32"/>
+        </w:rPr>
+        <w:t xml:space="preserve"> </w:t>
+      </w:r>
+      <w:r>
+        <w:rPr>
+          <w:rFonts w:ascii="DejaVu Sans" w:hAnsi="DejaVu Sans" w:cs="DejaVu Sans"/>
+          <w:spacing w:val="-2"/>
+          <w:w w:val="105"/>
+          <w:sz w:val="32"/>
+        </w:rPr>
+        <w:t>y</w:t>
+      </w:r>
+      <w:r>
+        <w:rPr>
+          <w:rFonts w:ascii="DejaVu Sans" w:hAnsi="DejaVu Sans" w:cs="DejaVu Sans"/>
+          <w:spacing w:val="-29"/>
+          <w:w w:val="105"/>
+          <w:sz w:val="32"/>
+        </w:rPr>
+        <w:t xml:space="preserve"> </w:t>
+      </w:r>
+      <w:r>
+        <w:rPr>
+          <w:rFonts w:ascii="DejaVu Sans" w:hAnsi="DejaVu Sans" w:cs="DejaVu Sans"/>
+          <w:spacing w:val="-2"/>
+          <w:w w:val="105"/>
+          <w:sz w:val="32"/>
+        </w:rPr>
+        <w:t>entrega</w:t>
+      </w:r>
+      <w:r>
+        <w:rPr>
+          <w:rFonts w:ascii="DejaVu Sans" w:hAnsi="DejaVu Sans" w:cs="DejaVu Sans"/>
+          <w:spacing w:val="-29"/>
+          <w:w w:val="105"/>
+          <w:sz w:val="32"/>
+        </w:rPr>
+        <w:t xml:space="preserve"> </w:t>
+      </w:r>
+      <w:r>
+        <w:rPr>
+          <w:rFonts w:ascii="DejaVu Sans" w:hAnsi="DejaVu Sans" w:cs="DejaVu Sans"/>
+          <w:spacing w:val="-2"/>
+          <w:w w:val="105"/>
+          <w:sz w:val="32"/>
+        </w:rPr>
+        <w:t>de</w:t>
+      </w:r>
+      <w:r>
+        <w:rPr>
+          <w:rFonts w:ascii="DejaVu Sans" w:hAnsi="DejaVu Sans" w:cs="DejaVu Sans"/>
+          <w:spacing w:val="-29"/>
+          <w:w w:val="105"/>
+          <w:sz w:val="32"/>
+        </w:rPr>
+        <w:t xml:space="preserve"> </w:t>
+      </w:r>
+      <w:r>
+        <w:rPr>
+          <w:rFonts w:ascii="DejaVu Sans" w:hAnsi="DejaVu Sans" w:cs="DejaVu Sans"/>
+          <w:spacing w:val="-2"/>
+          <w:w w:val="105"/>
+          <w:sz w:val="32"/>
+        </w:rPr>
+        <w:t>informe</w:t>
+      </w:r>
+      <w:r>
+        <w:rPr>
+          <w:rFonts w:ascii="DejaVu Sans" w:hAnsi="DejaVu Sans" w:cs="DejaVu Sans"/>
+          <w:spacing w:val="-29"/>
+          <w:w w:val="105"/>
+          <w:sz w:val="32"/>
+        </w:rPr>
+        <w:t xml:space="preserve"> </w:t>
+      </w:r>
+      <w:r>
+        <w:rPr>
+          <w:rFonts w:ascii="DejaVu Sans" w:hAnsi="DejaVu Sans" w:cs="DejaVu Sans"/>
+          <w:spacing w:val="-2"/>
+          <w:w w:val="105"/>
+          <w:sz w:val="32"/>
+        </w:rPr>
+        <w:t>sanitario</w:t>
+      </w:r>
+      <w:r>
+        <w:rPr>
+          <w:rFonts w:ascii="DejaVu Sans" w:hAnsi="DejaVu Sans" w:cs="DejaVu Sans"/>
+          <w:spacing w:val="-29"/>
+          <w:w w:val="105"/>
+          <w:sz w:val="32"/>
+        </w:rPr>
+        <w:t xml:space="preserve"> </w:t>
+      </w:r>
+      <w:r>
+        <w:rPr>
+          <w:rFonts w:ascii="DejaVu Sans" w:hAnsi="DejaVu Sans" w:cs="DejaVu Sans"/>
+          <w:spacing w:val="-2"/>
+          <w:w w:val="105"/>
+          <w:sz w:val="32"/>
+        </w:rPr>
+        <w:t>conforme</w:t>
+      </w:r>
+      <w:r>
+        <w:rPr>
+          <w:rFonts w:ascii="DejaVu Sans" w:hAnsi="DejaVu Sans" w:cs="DejaVu Sans"/>
+          <w:spacing w:val="-29"/>
+          <w:w w:val="105"/>
+          <w:sz w:val="32"/>
+        </w:rPr>
+        <w:t xml:space="preserve"> </w:t>
+      </w:r>
+      <w:r>
+        <w:rPr>
+          <w:rFonts w:ascii="DejaVu Sans" w:hAnsi="DejaVu Sans" w:cs="DejaVu Sans"/>
+          <w:spacing w:val="-2"/>
+          <w:w w:val="105"/>
+          <w:sz w:val="32"/>
+        </w:rPr>
+        <w:t>a</w:t>
+      </w:r>
+      <w:r>
+        <w:rPr>
+          <w:rFonts w:ascii="DejaVu Sans" w:hAnsi="DejaVu Sans" w:cs="DejaVu Sans"/>
+          <w:spacing w:val="-29"/>
+          <w:w w:val="105"/>
+          <w:sz w:val="32"/>
+        </w:rPr>
+        <w:t xml:space="preserve"> </w:t>
+      </w:r>
+      <w:r>
+        <w:rPr>
+          <w:rFonts w:ascii="DejaVu Sans" w:hAnsi="DejaVu Sans" w:cs="DejaVu Sans"/>
+          <w:spacing w:val="-2"/>
+          <w:w w:val="105"/>
+          <w:sz w:val="32"/>
+        </w:rPr>
+        <w:t>exigencias</w:t>
+      </w:r>
+      <w:r>
+        <w:rPr>
+          <w:rFonts w:ascii="DejaVu Sans" w:hAnsi="DejaVu Sans" w:cs="DejaVu Sans"/>
+          <w:spacing w:val="-29"/>
+          <w:w w:val="105"/>
+          <w:sz w:val="32"/>
+        </w:rPr>
+        <w:t xml:space="preserve"> </w:t>
+      </w:r>
+      <w:r>
+        <w:rPr>
+          <w:rFonts w:ascii="DejaVu Sans" w:hAnsi="DejaVu Sans" w:cs="DejaVu Sans"/>
+          <w:spacing w:val="-2"/>
+          <w:w w:val="105"/>
+          <w:sz w:val="32"/>
+        </w:rPr>
+        <w:t>SEREMI.</w:t>
       </w:r>
     </w:p>
     <w:p>
@@ -1615,7 +1837,25 @@
                 <w:sz w:val="32"/>
                 <w:szCs w:val="32"/>
               </w:rPr>
-              <w:t>{{ linea_servicio }}</w:t>
+              <w:t xml:space="preserve">{{ </w:t>
+            </w:r>
+            <w:proofErr w:type="spellStart"/>
+            <w:r>
+              <w:rPr>
+                <w:rFonts w:ascii="DejaVu Sans" w:hAnsi="DejaVu Sans" w:cs="DejaVu Sans"/>
+                <w:sz w:val="32"/>
+                <w:szCs w:val="32"/>
+              </w:rPr>
+              <w:t>linea_servicio</w:t>
+            </w:r>
+            <w:proofErr w:type="spellEnd"/>
+            <w:r>
+              <w:rPr>
+                <w:rFonts w:ascii="DejaVu Sans" w:hAnsi="DejaVu Sans" w:cs="DejaVu Sans"/>
+                <w:sz w:val="32"/>
+                <w:szCs w:val="32"/>
+              </w:rPr>
+              <w:t xml:space="preserve"> }}</w:t>
             </w:r>
           </w:p>
         </w:tc>
@@ -1641,23 +1881,7 @@
                 <w:sz w:val="32"/>
                 <w:szCs w:val="32"/>
               </w:rPr>
-              <w:t>{{ m</w:t>
-            </w:r>
-            <w:r>
-              <w:rPr>
-                <w:rFonts w:ascii="DejaVu Sans" w:hAnsi="DejaVu Sans" w:cs="DejaVu Sans"/>
-                <w:sz w:val="32"/>
-                <w:szCs w:val="32"/>
-              </w:rPr>
-              <w:t>3</w:t>
-            </w:r>
-            <w:r>
-              <w:rPr>
-                <w:rFonts w:ascii="DejaVu Sans" w:hAnsi="DejaVu Sans" w:cs="DejaVu Sans"/>
-                <w:sz w:val="32"/>
-                <w:szCs w:val="32"/>
-              </w:rPr>
-              <w:t xml:space="preserve"> }}</w:t>
+              <w:t>{{ m2 }}</w:t>
             </w:r>
           </w:p>
         </w:tc>
@@ -1683,7 +1907,25 @@
                 <w:sz w:val="32"/>
                 <w:szCs w:val="32"/>
               </w:rPr>
-              <w:t>{{ linea_total }}</w:t>
+              <w:t xml:space="preserve">{{ </w:t>
+            </w:r>
+            <w:proofErr w:type="spellStart"/>
+            <w:r>
+              <w:rPr>
+                <w:rFonts w:ascii="DejaVu Sans" w:hAnsi="DejaVu Sans" w:cs="DejaVu Sans"/>
+                <w:sz w:val="32"/>
+                <w:szCs w:val="32"/>
+              </w:rPr>
+              <w:t>linea_total</w:t>
+            </w:r>
+            <w:proofErr w:type="spellEnd"/>
+            <w:r>
+              <w:rPr>
+                <w:rFonts w:ascii="DejaVu Sans" w:hAnsi="DejaVu Sans" w:cs="DejaVu Sans"/>
+                <w:sz w:val="32"/>
+                <w:szCs w:val="32"/>
+              </w:rPr>
+              <w:t xml:space="preserve"> }}</w:t>
             </w:r>
           </w:p>
         </w:tc>
@@ -2878,6 +3120,14 @@
         </w:rPr>
         <w:t>utilizados</w:t>
       </w:r>
+    </w:p>
+    <w:p>
+      <w:pPr>
+        <w:pStyle w:val="Textoindependiente"/>
+        <w:rPr>
+          <w:sz w:val="34"/>
+        </w:rPr>
+      </w:pPr>
     </w:p>
     <w:p>
       <w:pPr>
